--- a/AI大模型在财务场景的应用/项目6_范例_v4.docx
+++ b/AI大模型在财务场景的应用/项目6_范例_v4.docx
@@ -150,7 +150,7 @@
           <w:b w:val="0"/>
           <w:sz w:val="24"/>
         </w:rPr>
-        <w:t>星空读书会去年购入了一台笔记本电脑，用于活动视频的剪辑和海报设计。购入时，财务干事小林在报销单上记下了价格和日期，但电脑放在哪里、由谁保管，她没有记录。一年后，新一届社长接手，想找这台电脑，却发现它的位置已经无法确认。社员们都知道它存在，却说不清它现在在谁手里。</w:t>
+        <w:t>星空读书会去年购入了一台笔记本电脑，用于活动视频的剪辑和海报设计。购入时，财务干事小何在报销单上记下了价格和日期，但电脑放在哪里、由谁保管，她没有记录。一年后，新一届社长接手，想找这台电脑，却发现它的位置已经无法确认。社员们都知道它存在，却说不清它现在在谁手里。</w:t>
       </w:r>
     </w:p>
     <w:p>
@@ -1923,7 +1923,7 @@
           <w:b w:val="0"/>
           <w:sz w:val="24"/>
         </w:rPr>
-        <w:t>星空读书会的电脑在第三年出现屏幕故障，维修费用为300元。宣传部长认为这笔费用应当计入资产原值。财务干事小林查看了维修单，发现维修只是更换了屏幕，使用状态与以前相同，因此将300元作为当期的维修费用处理，原值不变。这个判断说明，区分“恢复”与“改良”，是资产管理中的基本功。</w:t>
+        <w:t>星空读书会的电脑在第三年出现屏幕故障，维修费用为300元。宣传部长认为这笔费用应当计入资产原值。财务干事小何查看了维修单，发现维修只是更换了屏幕，使用状态与以前相同，因此将300元作为当期的维修费用处理，原值不变。这个判断说明，区分“恢复”与“改良”，是资产管理中的基本功。</w:t>
       </w:r>
     </w:p>
     <w:p>
@@ -2013,7 +2013,7 @@
           <w:b w:val="0"/>
           <w:sz w:val="24"/>
         </w:rPr>
-        <w:t>小林重新整理了台账，为电脑贴上编号标签，并把保管人和存放地点写入表6-1。新社长接手时，只需对照台账，就能在十分钟内找到电脑。这个过程说明，台账的价值在于让资产“可以被找到”。</w:t>
+        <w:t>小何重新整理了台账，为电脑贴上编号标签，并把保管人和存放地点写入表6-1。新社长接手时，只需对照台账，就能在十分钟内找到电脑。这个过程说明，台账的价值在于让资产“可以被找到”。</w:t>
       </w:r>
     </w:p>
     <w:p>
@@ -2550,7 +2550,7 @@
           <w:b w:val="0"/>
           <w:sz w:val="24"/>
         </w:rPr>
-        <w:t>小林需要向社团汇报电脑的使用情况。她想知道，这台4800元的电脑，使用一年后，账面上还值多少钱。如果直接把它当作4800元来列示，显然不能反映它已经使用的情况；如果随便估计一个数字，又缺乏依据。她请教了财务老师，老师告诉她：应当把电脑的成本，按照使用的年限逐期分摊到各个期间，这就是折旧。</w:t>
+        <w:t>小何需要向社团汇报电脑的使用情况。她想知道，这台4800元的电脑，使用一年后，账面上还值多少钱。如果直接把它当作4800元来列示，显然不能反映它已经使用的情况；如果随便估计一个数字，又缺乏依据。她请教了财务老师，老师告诉她：应当把电脑的成本，按照使用的年限逐期分摊到各个期间，这就是折旧。</w:t>
       </w:r>
     </w:p>
     <w:p>
@@ -3954,7 +3954,7 @@
           <w:b w:val="0"/>
           <w:sz w:val="24"/>
         </w:rPr>
-        <w:t>小林按照表6-3，向社团汇报电脑的账面价值。第一年末，电脑的账面价值为3660元，说明它在一年内损耗了1140元；到第四年末，账面价值为240元，与预计残值一致。社团据此决定，电脑在第四年后可以考虑更新。</w:t>
+        <w:t>小何按照表6-3，向社团汇报电脑的账面价值。第一年末，电脑的账面价值为3660元，说明它在一年内损耗了1140元；到第四年末，账面价值为240元，与预计残值一致。社团据此决定，电脑在第四年后可以考虑更新。</w:t>
       </w:r>
     </w:p>
     <w:p>
@@ -4491,7 +4491,7 @@
           <w:b w:val="0"/>
           <w:sz w:val="24"/>
         </w:rPr>
-        <w:t>宣传部长用AI生成了一份电脑的折旧表，结果显示：年折旧额为1200元，第四年末账面价值为0元。他觉得这个结果“很整齐”，准备直接放进社团的资产报告中。小林看到后提出疑问：电脑的预计残值为240元，为什么第四年末账面价值会是0？</w:t>
+        <w:t>宣传部长用AI生成了一份电脑的折旧表，结果显示：年折旧额为1200元，第四年末账面价值为0元。他觉得这个结果“很整齐”，准备直接放进社团的资产报告中。小何看到后提出疑问：电脑的预计残值为240元，为什么第四年末账面价值会是0？</w:t>
       </w:r>
     </w:p>
     <w:p>
@@ -5320,7 +5320,7 @@
           <w:b w:val="0"/>
           <w:sz w:val="24"/>
         </w:rPr>
-        <w:t>小林按照三步检查法，找出了AI的残值遗漏。修正后，电脑第四年末的账面价值为240元，与预计残值一致。宣传部长改正了报告，并在提示词中增加了“检查期末账面价值”的要求。</w:t>
+        <w:t>小何按照三步检查法，找出了AI的残值遗漏。修正后，电脑第四年末的账面价值为240元，与预计残值一致。宣传部长改正了报告，并在提示词中增加了“检查期末账面价值”的要求。</w:t>
       </w:r>
     </w:p>
     <w:p>

--- a/AI大模型在财务场景的应用/项目6_范例_v4.docx
+++ b/AI大模型在财务场景的应用/项目6_范例_v4.docx
@@ -7518,7 +7518,7 @@
       <w:ind w:firstLine="480"/>
     </w:pPr>
     <w:rPr>
-      <w:rFonts w:ascii="Times New Roman" w:hAnsi="Times New Roman" w:cs="Times New Roman" w:eastAsia="宋体"/>
+      <w:rFonts w:ascii="Times New Roman" w:hAnsi="Times New Roman" w:eastAsia="宋体" w:cs="Times New Roman"/>
       <w:b w:val="0"/>
       <w:sz w:val="24"/>
     </w:rPr>
@@ -7584,11 +7584,10 @@
       <w:outlineLvl w:val="0"/>
     </w:pPr>
     <w:rPr>
-      <w:rFonts w:asciiTheme="majorHAnsi" w:eastAsiaTheme="majorEastAsia" w:hAnsiTheme="majorHAnsi" w:cstheme="majorBidi" w:ascii="Times New Roman" w:hAnsi="Times New Roman" w:cs="Times New Roman" w:eastAsia="黑体"/>
+      <w:rFonts w:asciiTheme="majorHAnsi" w:eastAsiaTheme="majorEastAsia" w:hAnsiTheme="majorHAnsi" w:cstheme="majorBidi" w:ascii="Times New Roman" w:hAnsi="Times New Roman" w:eastAsia="黑体" w:cs="Times New Roman"/>
       <w:b/>
       <w:bCs/>
       <w:i w:val="0"/>
-      <w:color w:val="365F91" w:themeColor="accent1" w:themeShade="BF"/>
       <w:sz w:val="32"/>
       <w:szCs w:val="28"/>
     </w:rPr>
@@ -7611,11 +7610,10 @@
       <w:outlineLvl w:val="1"/>
     </w:pPr>
     <w:rPr>
-      <w:rFonts w:asciiTheme="majorHAnsi" w:eastAsiaTheme="majorEastAsia" w:hAnsiTheme="majorHAnsi" w:cstheme="majorBidi" w:ascii="Times New Roman" w:hAnsi="Times New Roman" w:cs="Times New Roman" w:eastAsia="黑体"/>
+      <w:rFonts w:asciiTheme="majorHAnsi" w:eastAsiaTheme="majorEastAsia" w:hAnsiTheme="majorHAnsi" w:cstheme="majorBidi" w:ascii="Times New Roman" w:hAnsi="Times New Roman" w:eastAsia="黑体" w:cs="Times New Roman"/>
       <w:b/>
       <w:bCs/>
       <w:i w:val="0"/>
-      <w:color w:val="4F81BD" w:themeColor="accent1"/>
       <w:sz w:val="28"/>
       <w:szCs w:val="26"/>
     </w:rPr>
@@ -7638,11 +7636,10 @@
       <w:outlineLvl w:val="2"/>
     </w:pPr>
     <w:rPr>
-      <w:rFonts w:asciiTheme="majorHAnsi" w:eastAsiaTheme="majorEastAsia" w:hAnsiTheme="majorHAnsi" w:cstheme="majorBidi" w:ascii="Times New Roman" w:hAnsi="Times New Roman" w:cs="Times New Roman" w:eastAsia="黑体"/>
+      <w:rFonts w:asciiTheme="majorHAnsi" w:eastAsiaTheme="majorEastAsia" w:hAnsiTheme="majorHAnsi" w:cstheme="majorBidi" w:ascii="Times New Roman" w:hAnsi="Times New Roman" w:eastAsia="黑体" w:cs="Times New Roman"/>
       <w:b/>
       <w:bCs/>
       <w:i w:val="0"/>
-      <w:color w:val="4F81BD" w:themeColor="accent1"/>
       <w:sz w:val="24"/>
     </w:rPr>
   </w:style>
